--- a/resultados/CONVALIDACION_INGENIERIA_DE_SISTEMAS_E_IA_CARDENAS_QUISPE_LUIS_TONO.docx
+++ b/resultados/CONVALIDACION_INGENIERIA_DE_SISTEMAS_E_IA_CARDENAS_QUISPE_LUIS_TONO.docx
@@ -659,7 +659,7 @@
                 <w:szCs w:val="20"/>
                 <w:lang w:val="en-US" w:eastAsia="en-US" w:bidi="ar-SA"/>
               </w:rPr>
-              <w:t>Instituto de Educación Superior Tecnológico Privado SISTEMAS DEL SUR</w:t>
+              <w:t>Instituto de Educación Superior Tecnológico Privado "SISTEMAS DEL SUR"</w:t>
             </w:r>
           </w:p>
         </w:tc>
@@ -2654,7 +2654,7 @@
               </w:rPr>
             </w:pPr>
             <w:r>
-              <w:t>15</w:t>
+              <w:t>16</w:t>
             </w:r>
           </w:p>
         </w:tc>
@@ -3133,7 +3133,7 @@
               </w:rPr>
             </w:pPr>
             <w:r>
-              <w:t>Diseño de Redes de Comunicación</w:t>
+              <w:t>Integración de las Tecnologías de Información y Comunicación</w:t>
             </w:r>
           </w:p>
         </w:tc>
@@ -3163,7 +3163,7 @@
               </w:rPr>
             </w:pPr>
             <w:r>
-              <w:t>14</w:t>
+              <w:t>16</w:t>
             </w:r>
           </w:p>
         </w:tc>
@@ -3401,7 +3401,7 @@
               </w:rPr>
             </w:pPr>
             <w:r>
-              <w:t>Organización y Constitución de Empresas</w:t>
+              <w:t>Legislación e Inserción Laboral</w:t>
             </w:r>
           </w:p>
         </w:tc>
@@ -3668,7 +3668,9 @@
                 <w:lang w:bidi="ar-SA"/>
               </w:rPr>
             </w:pPr>
-            <w:r/>
+            <w:r>
+              <w:t>Comunicación Interpersonal - Inglés</w:t>
+            </w:r>
           </w:p>
         </w:tc>
         <w:tc>
@@ -3696,7 +3698,9 @@
                 <w:lang w:bidi="ar-SA"/>
               </w:rPr>
             </w:pPr>
-            <w:r/>
+            <w:r>
+              <w:t>16</w:t>
+            </w:r>
           </w:p>
         </w:tc>
         <w:tc>
@@ -4007,7 +4011,7 @@
               </w:rPr>
             </w:pPr>
             <w:r>
-              <w:t>15</w:t>
+              <w:t>16</w:t>
             </w:r>
           </w:p>
         </w:tc>
@@ -4485,7 +4489,9 @@
                 <w:lang w:bidi="ar-SA"/>
               </w:rPr>
             </w:pPr>
-            <w:r/>
+            <w:r>
+              <w:t>Software de Servidores de Red</w:t>
+            </w:r>
           </w:p>
         </w:tc>
         <w:tc>
@@ -4513,6 +4519,9 @@
                 <w:lang w:bidi="ar-SA"/>
               </w:rPr>
             </w:pPr>
+            <w:r>
+              <w:t>16</w:t>
+            </w:r>
           </w:p>
         </w:tc>
         <w:tc>
@@ -4748,6 +4757,9 @@
                 <w:lang w:bidi="ar-SA"/>
               </w:rPr>
             </w:pPr>
+            <w:r>
+              <w:t>Administración de Redes</w:t>
+            </w:r>
           </w:p>
         </w:tc>
         <w:tc>
@@ -4775,7 +4787,9 @@
                 <w:lang w:bidi="ar-SA"/>
               </w:rPr>
             </w:pPr>
-            <w:r/>
+            <w:r>
+              <w:t>14</w:t>
+            </w:r>
           </w:p>
         </w:tc>
         <w:tc>
@@ -5354,7 +5368,7 @@
               </w:rPr>
             </w:pPr>
             <w:r>
-              <w:t>15</w:t>
+              <w:t>16</w:t>
             </w:r>
           </w:p>
         </w:tc>
@@ -5833,7 +5847,7 @@
               </w:rPr>
             </w:pPr>
             <w:r>
-              <w:t>Cultura Física y Deporte</w:t>
+              <w:t>Cultura Artística</w:t>
             </w:r>
           </w:p>
         </w:tc>
@@ -5863,7 +5877,7 @@
               </w:rPr>
             </w:pPr>
             <w:r>
-              <w:t>18</w:t>
+              <w:t>14</w:t>
             </w:r>
           </w:p>
         </w:tc>
@@ -6100,6 +6114,9 @@
                 <w:lang w:bidi="ar-SA"/>
               </w:rPr>
             </w:pPr>
+            <w:r>
+              <w:t>Investigación e Innovación Tecnológica</w:t>
+            </w:r>
           </w:p>
         </w:tc>
         <w:tc>
@@ -6127,7 +6144,9 @@
                 <w:lang w:bidi="ar-SA"/>
               </w:rPr>
             </w:pPr>
-            <w:r/>
+            <w:r>
+              <w:t>16</w:t>
+            </w:r>
           </w:p>
         </w:tc>
         <w:tc>
@@ -6375,7 +6394,9 @@
                 <w:lang w:bidi="ar-SA"/>
               </w:rPr>
             </w:pPr>
-            <w:r/>
+            <w:r>
+              <w:t>Comercio Electrónico</w:t>
+            </w:r>
           </w:p>
         </w:tc>
         <w:tc>
@@ -6403,6 +6424,9 @@
                 <w:lang w:bidi="ar-SA"/>
               </w:rPr>
             </w:pPr>
+            <w:r>
+              <w:t>16</w:t>
+            </w:r>
           </w:p>
         </w:tc>
         <w:tc>
@@ -6911,7 +6935,9 @@
                 <w:lang w:bidi="ar-SA"/>
               </w:rPr>
             </w:pPr>
-            <w:r/>
+            <w:r>
+              <w:t>Herramientas de Gestión de Redes de Comunicación</w:t>
+            </w:r>
           </w:p>
         </w:tc>
         <w:tc>
@@ -6939,6 +6965,9 @@
                 <w:lang w:bidi="ar-SA"/>
               </w:rPr>
             </w:pPr>
+            <w:r>
+              <w:t>13</w:t>
+            </w:r>
           </w:p>
         </w:tc>
         <w:tc>
@@ -7482,6 +7511,7 @@
                 <w:lang w:bidi="ar-SA"/>
               </w:rPr>
             </w:pPr>
+            <w:r/>
           </w:p>
         </w:tc>
         <w:tc>
@@ -7746,6 +7776,7 @@
                 <w:lang w:bidi="ar-SA"/>
               </w:rPr>
             </w:pPr>
+            <w:r/>
           </w:p>
         </w:tc>
         <w:tc>
@@ -8009,6 +8040,7 @@
                 <w:lang w:bidi="ar-SA"/>
               </w:rPr>
             </w:pPr>
+            <w:r/>
           </w:p>
         </w:tc>
         <w:tc>
@@ -8313,9 +8345,7 @@
                 <w:lang w:bidi="ar-SA"/>
               </w:rPr>
             </w:pPr>
-            <w:r>
-              <w:t>15</w:t>
-            </w:r>
+            <w:r/>
           </w:p>
         </w:tc>
       </w:tr>
@@ -9356,7 +9386,7 @@
               </w:rPr>
             </w:pPr>
             <w:r>
-              <w:t>ELECTIVO II: NEGOCIACION Y ADMINISTRACION DE CONFLICTOS</w:t>
+              <w:t>ANÁLISIS MATEMÁTICO I</w:t>
             </w:r>
           </w:p>
         </w:tc>
@@ -9479,7 +9509,7 @@
               </w:rPr>
             </w:pPr>
             <w:r>
-              <w:t>FISICA II</w:t>
+              <w:t>ANÁLISIS MATEMÁTICO II</w:t>
             </w:r>
           </w:p>
         </w:tc>
@@ -9602,7 +9632,7 @@
               </w:rPr>
             </w:pPr>
             <w:r>
-              <w:t>ESTADÍSTICA INFERENCIAL</w:t>
+              <w:t>ANÁLISIS MATEMÁTICO III</w:t>
             </w:r>
           </w:p>
         </w:tc>
@@ -9725,7 +9755,7 @@
               </w:rPr>
             </w:pPr>
             <w:r>
-              <w:t>ELECTIVO I: GESTIÓN DE LA INNOVACIÓN</w:t>
+              <w:t>INVESTIGACIÓN DE OPERACIONES I</w:t>
             </w:r>
           </w:p>
         </w:tc>
@@ -9848,7 +9878,7 @@
               </w:rPr>
             </w:pPr>
             <w:r>
-              <w:t>MATEMÁTICA BÁSICA</w:t>
+              <w:t>INVESTIGACIÓN DE OPERACIONES II</w:t>
             </w:r>
           </w:p>
         </w:tc>
@@ -9969,9 +9999,7 @@
                 <w:lang w:bidi="ar-SA"/>
               </w:rPr>
             </w:pPr>
-            <w:r>
-              <w:t>FÍSICA I</w:t>
-            </w:r>
+            <w:r/>
           </w:p>
         </w:tc>
         <w:tc>
@@ -10080,9 +10108,7 @@
                 <w:lang w:bidi="ar-SA"/>
               </w:rPr>
             </w:pPr>
-            <w:r>
-              <w:t>ANÁLISIS MATEMÁTICO I</w:t>
-            </w:r>
+            <w:r/>
           </w:p>
         </w:tc>
         <w:tc>
@@ -10385,7 +10411,6 @@
                 <w:szCs w:val="18"/>
                 <w:lang w:bidi="ar-SA"/>
               </w:rPr>
-              <w:t xml:space="preserve">PLAN DE ESTUDIOS DE CONVALIDACIÓN PARA </w:t>
             </w:r>
           </w:p>
           <w:p>
@@ -10414,7 +10439,6 @@
                 <w:szCs w:val="18"/>
                 <w:lang w:bidi="ar-SA"/>
               </w:rPr>
-              <w:t>INGENIERÍA DE SISTEMAS E INTELIGENCIA ARTIFICIA</w:t>
             </w:r>
             <w:r>
               <w:rPr>
@@ -10426,7 +10450,6 @@
                 <w:szCs w:val="18"/>
                 <w:lang w:bidi="ar-SA"/>
               </w:rPr>
-              <w:t xml:space="preserve">L - </w:t>
             </w:r>
             <w:r>
               <w:rPr>
@@ -10438,7 +10461,6 @@
                 <w:szCs w:val="18"/>
                 <w:lang w:bidi="ar-SA"/>
               </w:rPr>
-              <w:t>2.5 años</w:t>
             </w:r>
           </w:p>
         </w:tc>
@@ -12080,7 +12102,6 @@
                 <w:szCs w:val="16"/>
                 <w:lang w:bidi="ar-SA"/>
               </w:rPr>
-              <w:t>VIRTUAL</w:t>
             </w:r>
           </w:p>
         </w:tc>
